--- a/reports/Отчёт.docx
+++ b/reports/Отчёт.docx
@@ -532,7 +532,7 @@
         </w:rPr>
         <w:t>4.2 Статический веб-сайт проекта</w:t>
         <w:tab/>
-        <w:t>10</w:t>
+        <w:t>11</w:t>
       </w:r>
     </w:p>
     <w:p>
@@ -905,7 +905,7 @@
           <w:color w:val="000000"/>
           <w:sz w:val="28"/>
         </w:rPr>
-        <w:t>Полное название проекта: «Филин – сервис подбора преподавателя под стиль обучения студента». Проект выполняется в рамках дисциплины «Проектная деятельность» Московского Политехнического Университета.</w:t>
+        <w:t>Полное название проекта: «Филин – сервис подбора преподавателя под стиль обучения студента». Проект выполняется в рамках дисциплины «Проектная деятельность» Московского Политехнического Университета. Куратор проекта – Гендон Анжелика Леонидовна.</w:t>
       </w:r>
     </w:p>
     <w:p>
@@ -1694,7 +1694,7 @@
                 <w:color w:val="000000"/>
                 <w:sz w:val="24"/>
               </w:rPr>
-              <w:t>____________________________</w:t>
+              <w:t>Гендон Анжелика Леонидовна</w:t>
             </w:r>
           </w:p>
         </w:tc>
@@ -2926,6 +2926,78 @@
           <w:color w:val="000000"/>
           <w:sz w:val="28"/>
         </w:rPr>
+        <w:t>Главная страница репозитория на GitHub представлена на рисунке 1.</w:t>
+      </w:r>
+    </w:p>
+    <w:p>
+      <w:pPr>
+        <w:keepNext/>
+        <w:spacing w:line="240" w:lineRule="auto" w:before="120" w:after="0"/>
+        <w:ind w:firstLine="0"/>
+        <w:jc w:val="center"/>
+      </w:pPr>
+      <w:r>
+        <w:drawing>
+          <wp:inline xmlns:a="http://schemas.openxmlformats.org/drawingml/2006/main" xmlns:pic="http://schemas.openxmlformats.org/drawingml/2006/picture">
+            <wp:extent cx="5760000" cy="3193663"/>
+            <wp:docPr id="1" name="Picture 1"/>
+            <wp:cNvGraphicFramePr>
+              <a:graphicFrameLocks noChangeAspect="1"/>
+            </wp:cNvGraphicFramePr>
+            <a:graphic>
+              <a:graphicData uri="http://schemas.openxmlformats.org/drawingml/2006/picture">
+                <pic:pic>
+                  <pic:nvPicPr>
+                    <pic:cNvPr id="0" name="github_repo_crop.png"/>
+                    <pic:cNvPicPr/>
+                  </pic:nvPicPr>
+                  <pic:blipFill>
+                    <a:blip r:embed="rId10"/>
+                    <a:stretch>
+                      <a:fillRect/>
+                    </a:stretch>
+                  </pic:blipFill>
+                  <pic:spPr>
+                    <a:xfrm>
+                      <a:off x="0" y="0"/>
+                      <a:ext cx="5760000" cy="3193663"/>
+                    </a:xfrm>
+                    <a:prstGeom prst="rect"/>
+                  </pic:spPr>
+                </pic:pic>
+              </a:graphicData>
+            </a:graphic>
+          </wp:inline>
+        </w:drawing>
+      </w:r>
+    </w:p>
+    <w:p>
+      <w:pPr>
+        <w:spacing w:before="0" w:after="120"/>
+        <w:ind w:firstLine="0"/>
+        <w:jc w:val="center"/>
+      </w:pPr>
+      <w:r>
+        <w:rPr>
+          <w:rFonts w:ascii="Times New Roman" w:hAnsi="Times New Roman" w:cs="Times New Roman" w:eastAsia="Times New Roman"/>
+          <w:b w:val="0"/>
+          <w:color w:val="000000"/>
+          <w:sz w:val="28"/>
+        </w:rPr>
+        <w:t>Рисунок 1 – Репозиторий проекта на GitHub</w:t>
+      </w:r>
+    </w:p>
+    <w:p>
+      <w:pPr>
+        <w:spacing w:before="0" w:after="0"/>
+      </w:pPr>
+      <w:r>
+        <w:rPr>
+          <w:rFonts w:ascii="Times New Roman" w:hAnsi="Times New Roman" w:cs="Times New Roman" w:eastAsia="Times New Roman"/>
+          <w:b w:val="0"/>
+          <w:color w:val="000000"/>
+          <w:sz w:val="28"/>
+        </w:rPr>
         <w:t>Документация оформлена в формате Markdown: README.md в корне репозитория, docs/practice_documentation.md (ход практики), docs/filin_project.md (описание проекта), docs/survey.md (результаты опроса), docs/algorithm.md (алгоритм подбора) и docs/partner_report.md (отчёт о взаимодействии с партнёром). В документах использованы заголовки, списки, таблицы, блоки кода, ссылки и изображения.</w:t>
       </w:r>
     </w:p>
@@ -2954,7 +3026,7 @@
           <w:color w:val="000000"/>
           <w:sz w:val="28"/>
         </w:rPr>
-        <w:t>Разработан статический веб-сайт проекта «Филин» на HTML, CSS и JavaScript без использования фреймворков. Сайт опубликован на GitHub Pages по адресу https://sardor2211-bit.github.io/practice-2025-1/ и публикуется автоматически при каждом изменении в ветке master. Страницы сайта перечислены в таблице 5.</w:t>
+        <w:t>Разработан статический веб-сайт проекта «Филин» на HTML, CSS и JavaScript без использования фреймворков. Сайт опубликован на GitHub Pages по адресу https://sardor2211-bit.github.io/practice-2025-1/ и публикуется автоматически при каждом изменении в ветке main. Страницы сайта перечислены в таблице 5.</w:t>
       </w:r>
     </w:p>
     <w:p>
@@ -3471,7 +3543,7 @@
           <w:color w:val="000000"/>
           <w:sz w:val="28"/>
         </w:rPr>
-        <w:t>Главная страница сайта с аннотацией проекта представлена на рисунке 1, её продолжение с описанием проблемы и решения – на рисунке 2.</w:t>
+        <w:t>Главная страница сайта с аннотацией проекта представлена на рисунке 2, её продолжение с описанием проблемы и решения – на рисунке 3.</w:t>
       </w:r>
     </w:p>
     <w:p>
@@ -3485,7 +3557,7 @@
         <w:drawing>
           <wp:inline xmlns:a="http://schemas.openxmlformats.org/drawingml/2006/main" xmlns:pic="http://schemas.openxmlformats.org/drawingml/2006/picture">
             <wp:extent cx="5760000" cy="3600000"/>
-            <wp:docPr id="1" name="Picture 1"/>
+            <wp:docPr id="2" name="Picture 2"/>
             <wp:cNvGraphicFramePr>
               <a:graphicFrameLocks noChangeAspect="1"/>
             </wp:cNvGraphicFramePr>
@@ -3497,7 +3569,7 @@
                     <pic:cNvPicPr/>
                   </pic:nvPicPr>
                   <pic:blipFill>
-                    <a:blip r:embed="rId10"/>
+                    <a:blip r:embed="rId11"/>
                     <a:stretch>
                       <a:fillRect/>
                     </a:stretch>
@@ -3529,7 +3601,7 @@
           <w:color w:val="000000"/>
           <w:sz w:val="28"/>
         </w:rPr>
-        <w:t>Рисунок 1 – Главная страница сайта</w:t>
+        <w:t>Рисунок 2 – Главная страница сайта</w:t>
       </w:r>
     </w:p>
     <w:p>
@@ -3543,7 +3615,7 @@
         <w:drawing>
           <wp:inline xmlns:a="http://schemas.openxmlformats.org/drawingml/2006/main" xmlns:pic="http://schemas.openxmlformats.org/drawingml/2006/picture">
             <wp:extent cx="5760000" cy="3800000"/>
-            <wp:docPr id="2" name="Picture 2"/>
+            <wp:docPr id="3" name="Picture 3"/>
             <wp:cNvGraphicFramePr>
               <a:graphicFrameLocks noChangeAspect="1"/>
             </wp:cNvGraphicFramePr>
@@ -3555,7 +3627,7 @@
                     <pic:cNvPicPr/>
                   </pic:nvPicPr>
                   <pic:blipFill>
-                    <a:blip r:embed="rId11"/>
+                    <a:blip r:embed="rId12"/>
                     <a:stretch>
                       <a:fillRect/>
                     </a:stretch>
@@ -3587,7 +3659,7 @@
           <w:color w:val="000000"/>
           <w:sz w:val="28"/>
         </w:rPr>
-        <w:t>Рисунок 2 – Аннотация проекта на главной странице</w:t>
+        <w:t>Рисунок 3 – Аннотация проекта на главной странице</w:t>
       </w:r>
     </w:p>
     <w:p>
@@ -3601,7 +3673,7 @@
           <w:color w:val="000000"/>
           <w:sz w:val="28"/>
         </w:rPr>
-        <w:t>На странице «О проекте» приведены схема работы сервиса и формулы алгоритма подбора (рисунок 3).</w:t>
+        <w:t>На странице «О проекте» приведены схема работы сервиса и формулы алгоритма подбора (рисунок 4).</w:t>
       </w:r>
     </w:p>
     <w:p>
@@ -3615,7 +3687,7 @@
         <w:drawing>
           <wp:inline xmlns:a="http://schemas.openxmlformats.org/drawingml/2006/main" xmlns:pic="http://schemas.openxmlformats.org/drawingml/2006/picture">
             <wp:extent cx="5594245" cy="5400000"/>
-            <wp:docPr id="3" name="Picture 3"/>
+            <wp:docPr id="4" name="Picture 4"/>
             <wp:cNvGraphicFramePr>
               <a:graphicFrameLocks noChangeAspect="1"/>
             </wp:cNvGraphicFramePr>
@@ -3627,7 +3699,7 @@
                     <pic:cNvPicPr/>
                   </pic:nvPicPr>
                   <pic:blipFill>
-                    <a:blip r:embed="rId12"/>
+                    <a:blip r:embed="rId13"/>
                     <a:stretch>
                       <a:fillRect/>
                     </a:stretch>
@@ -3659,7 +3731,7 @@
           <w:color w:val="000000"/>
           <w:sz w:val="28"/>
         </w:rPr>
-        <w:t>Рисунок 3 – Страница «О проекте»: схема работы и алгоритм подбора</w:t>
+        <w:t>Рисунок 4 – Страница «О проекте»: схема работы и алгоритм подбора</w:t>
       </w:r>
     </w:p>
     <w:p>
@@ -3673,7 +3745,7 @@
           <w:color w:val="000000"/>
           <w:sz w:val="28"/>
         </w:rPr>
-        <w:t>Страница «Подбор» содержит анкету ученика и выводит трёх лучших преподавателей с процентом совпадения. Результат пересчитывается сразу при изменении любого поля анкеты (рисунок 4).</w:t>
+        <w:t>Страница «Подбор» содержит анкету ученика и выводит трёх лучших преподавателей с процентом совпадения. Результат пересчитывается сразу при изменении любого поля анкеты (рисунок 5).</w:t>
       </w:r>
     </w:p>
     <w:p>
@@ -3687,7 +3759,7 @@
         <w:drawing>
           <wp:inline xmlns:a="http://schemas.openxmlformats.org/drawingml/2006/main" xmlns:pic="http://schemas.openxmlformats.org/drawingml/2006/picture">
             <wp:extent cx="5760000" cy="4720000"/>
-            <wp:docPr id="4" name="Picture 4"/>
+            <wp:docPr id="5" name="Picture 5"/>
             <wp:cNvGraphicFramePr>
               <a:graphicFrameLocks noChangeAspect="1"/>
             </wp:cNvGraphicFramePr>
@@ -3699,7 +3771,7 @@
                     <pic:cNvPicPr/>
                   </pic:nvPicPr>
                   <pic:blipFill>
-                    <a:blip r:embed="rId13"/>
+                    <a:blip r:embed="rId14"/>
                     <a:stretch>
                       <a:fillRect/>
                     </a:stretch>
@@ -3731,7 +3803,7 @@
           <w:color w:val="000000"/>
           <w:sz w:val="28"/>
         </w:rPr>
-        <w:t>Рисунок 4 – Страница «Подбор» с результатами подбора</w:t>
+        <w:t>Рисунок 5 – Страница «Подбор» с результатами подбора</w:t>
       </w:r>
     </w:p>
     <w:p>
@@ -3745,7 +3817,7 @@
           <w:color w:val="000000"/>
           <w:sz w:val="28"/>
         </w:rPr>
-        <w:t>Страница «Участники» описывает личный вклад автора с распределением часов (рисунок 5), страница «Журнал» – ход работы в шести записях (рисунок 6).</w:t>
+        <w:t>Страница «Участники» описывает личный вклад автора с распределением часов (рисунок 6), страница «Журнал» – ход работы в шести записях (рисунок 7).</w:t>
       </w:r>
     </w:p>
     <w:p>
@@ -3759,7 +3831,7 @@
         <w:drawing>
           <wp:inline xmlns:a="http://schemas.openxmlformats.org/drawingml/2006/main" xmlns:pic="http://schemas.openxmlformats.org/drawingml/2006/picture">
             <wp:extent cx="5184000" cy="5400000"/>
-            <wp:docPr id="5" name="Picture 5"/>
+            <wp:docPr id="6" name="Picture 6"/>
             <wp:cNvGraphicFramePr>
               <a:graphicFrameLocks noChangeAspect="1"/>
             </wp:cNvGraphicFramePr>
@@ -3771,7 +3843,7 @@
                     <pic:cNvPicPr/>
                   </pic:nvPicPr>
                   <pic:blipFill>
-                    <a:blip r:embed="rId14"/>
+                    <a:blip r:embed="rId15"/>
                     <a:stretch>
                       <a:fillRect/>
                     </a:stretch>
@@ -3803,7 +3875,7 @@
           <w:color w:val="000000"/>
           <w:sz w:val="28"/>
         </w:rPr>
-        <w:t>Рисунок 5 – Страница «Участники»</w:t>
+        <w:t>Рисунок 6 – Страница «Участники»</w:t>
       </w:r>
     </w:p>
     <w:p>
@@ -3817,7 +3889,7 @@
         <w:drawing>
           <wp:inline xmlns:a="http://schemas.openxmlformats.org/drawingml/2006/main" xmlns:pic="http://schemas.openxmlformats.org/drawingml/2006/picture">
             <wp:extent cx="6792828" cy="6840000"/>
-            <wp:docPr id="6" name="Picture 6"/>
+            <wp:docPr id="7" name="Picture 7"/>
             <wp:cNvGraphicFramePr>
               <a:graphicFrameLocks noChangeAspect="1"/>
             </wp:cNvGraphicFramePr>
@@ -3829,7 +3901,7 @@
                     <pic:cNvPicPr/>
                   </pic:nvPicPr>
                   <pic:blipFill>
-                    <a:blip r:embed="rId15"/>
+                    <a:blip r:embed="rId16"/>
                     <a:stretch>
                       <a:fillRect/>
                     </a:stretch>
@@ -3861,7 +3933,7 @@
           <w:color w:val="000000"/>
           <w:sz w:val="28"/>
         </w:rPr>
-        <w:t>Рисунок 6 – Страница «Журнал»</w:t>
+        <w:t>Рисунок 7 – Страница «Журнал»</w:t>
       </w:r>
     </w:p>
     <w:p>
@@ -3875,7 +3947,7 @@
           <w:color w:val="000000"/>
           <w:sz w:val="28"/>
         </w:rPr>
-        <w:t>Страница «Ресурсы» со ссылками на организацию-партнёра и полезные материалы представлена на рисунке 7.</w:t>
+        <w:t>Страница «Ресурсы» со ссылками на организацию-партнёра и полезные материалы представлена на рисунке 8.</w:t>
       </w:r>
     </w:p>
     <w:p>
@@ -3889,7 +3961,7 @@
         <w:drawing>
           <wp:inline xmlns:a="http://schemas.openxmlformats.org/drawingml/2006/main" xmlns:pic="http://schemas.openxmlformats.org/drawingml/2006/picture">
             <wp:extent cx="5760000" cy="5820000"/>
-            <wp:docPr id="7" name="Picture 7"/>
+            <wp:docPr id="8" name="Picture 8"/>
             <wp:cNvGraphicFramePr>
               <a:graphicFrameLocks noChangeAspect="1"/>
             </wp:cNvGraphicFramePr>
@@ -3901,7 +3973,7 @@
                     <pic:cNvPicPr/>
                   </pic:nvPicPr>
                   <pic:blipFill>
-                    <a:blip r:embed="rId16"/>
+                    <a:blip r:embed="rId17"/>
                     <a:stretch>
                       <a:fillRect/>
                     </a:stretch>
@@ -3933,7 +4005,7 @@
           <w:color w:val="000000"/>
           <w:sz w:val="28"/>
         </w:rPr>
-        <w:t>Рисунок 7 – Страница «Ресурсы»</w:t>
+        <w:t>Рисунок 8 – Страница «Ресурсы»</w:t>
       </w:r>
     </w:p>
     <w:p>
@@ -4981,7 +5053,7 @@
           <w:color w:val="000000"/>
           <w:sz w:val="28"/>
         </w:rPr>
-        <w:t>Результаты опроса размещены на странице сайта «Исследование» в виде диаграмм (рисунки 8 и 9).</w:t>
+        <w:t>Результаты опроса размещены на странице сайта «Исследование» в виде диаграмм (рисунки 9 и 10).</w:t>
       </w:r>
     </w:p>
     <w:p>
@@ -4995,7 +5067,7 @@
         <w:drawing>
           <wp:inline xmlns:a="http://schemas.openxmlformats.org/drawingml/2006/main" xmlns:pic="http://schemas.openxmlformats.org/drawingml/2006/picture">
             <wp:extent cx="6048000" cy="5040000"/>
-            <wp:docPr id="8" name="Picture 8"/>
+            <wp:docPr id="9" name="Picture 9"/>
             <wp:cNvGraphicFramePr>
               <a:graphicFrameLocks noChangeAspect="1"/>
             </wp:cNvGraphicFramePr>
@@ -5007,7 +5079,7 @@
                     <pic:cNvPicPr/>
                   </pic:nvPicPr>
                   <pic:blipFill>
-                    <a:blip r:embed="rId17"/>
+                    <a:blip r:embed="rId18"/>
                     <a:stretch>
                       <a:fillRect/>
                     </a:stretch>
@@ -5039,7 +5111,7 @@
           <w:color w:val="000000"/>
           <w:sz w:val="28"/>
         </w:rPr>
-        <w:t>Рисунок 8 – Диаграммы опроса: опыт, стиль, критерии и предметы</w:t>
+        <w:t>Рисунок 9 – Диаграммы опроса: опыт, стиль, критерии и предметы</w:t>
       </w:r>
     </w:p>
     <w:p>
@@ -5053,7 +5125,7 @@
         <w:drawing>
           <wp:inline xmlns:a="http://schemas.openxmlformats.org/drawingml/2006/main" xmlns:pic="http://schemas.openxmlformats.org/drawingml/2006/picture">
             <wp:extent cx="5416119" cy="5040000"/>
-            <wp:docPr id="9" name="Picture 9"/>
+            <wp:docPr id="10" name="Picture 10"/>
             <wp:cNvGraphicFramePr>
               <a:graphicFrameLocks noChangeAspect="1"/>
             </wp:cNvGraphicFramePr>
@@ -5065,7 +5137,7 @@
                     <pic:cNvPicPr/>
                   </pic:nvPicPr>
                   <pic:blipFill>
-                    <a:blip r:embed="rId18"/>
+                    <a:blip r:embed="rId19"/>
                     <a:stretch>
                       <a:fillRect/>
                     </a:stretch>
@@ -5097,7 +5169,7 @@
           <w:color w:val="000000"/>
           <w:sz w:val="28"/>
         </w:rPr>
-        <w:t>Рисунок 9 – Диаграммы опроса: способ поиска, бюджет, готовность и выводы</w:t>
+        <w:t>Рисунок 10 – Диаграммы опроса: способ поиска, бюджет, готовность и выводы</w:t>
       </w:r>
     </w:p>
     <w:p>
@@ -6628,65 +6700,7 @@
           <w:color w:val="000000"/>
           <w:sz w:val="28"/>
         </w:rPr>
-        <w:t>Программа была построена как «конвейер бизнес-идей»: команды проходили станции «Идея проекта», «Команда стартапа», «MVP», «Бизнес-модель» и в конце представляли питч. Работа на станциях представлена на рисунках 10 и 11.</w:t>
-      </w:r>
-    </w:p>
-    <w:p>
-      <w:pPr>
-        <w:keepNext/>
-        <w:spacing w:line="240" w:lineRule="auto" w:before="120" w:after="0"/>
-        <w:ind w:firstLine="0"/>
-        <w:jc w:val="center"/>
-      </w:pPr>
-      <w:r>
-        <w:drawing>
-          <wp:inline xmlns:a="http://schemas.openxmlformats.org/drawingml/2006/main" xmlns:pic="http://schemas.openxmlformats.org/drawingml/2006/picture">
-            <wp:extent cx="5040000" cy="2835000"/>
-            <wp:docPr id="10" name="Picture 10"/>
-            <wp:cNvGraphicFramePr>
-              <a:graphicFrameLocks noChangeAspect="1"/>
-            </wp:cNvGraphicFramePr>
-            <a:graphic>
-              <a:graphicData uri="http://schemas.openxmlformats.org/drawingml/2006/picture">
-                <pic:pic>
-                  <pic:nvPicPr>
-                    <pic:cNvPr id="0" name="startup-hub-idea.jpg"/>
-                    <pic:cNvPicPr/>
-                  </pic:nvPicPr>
-                  <pic:blipFill>
-                    <a:blip r:embed="rId19"/>
-                    <a:stretch>
-                      <a:fillRect/>
-                    </a:stretch>
-                  </pic:blipFill>
-                  <pic:spPr>
-                    <a:xfrm>
-                      <a:off x="0" y="0"/>
-                      <a:ext cx="5040000" cy="2835000"/>
-                    </a:xfrm>
-                    <a:prstGeom prst="rect"/>
-                  </pic:spPr>
-                </pic:pic>
-              </a:graphicData>
-            </a:graphic>
-          </wp:inline>
-        </w:drawing>
-      </w:r>
-    </w:p>
-    <w:p>
-      <w:pPr>
-        <w:spacing w:before="0" w:after="120"/>
-        <w:ind w:firstLine="0"/>
-        <w:jc w:val="center"/>
-      </w:pPr>
-      <w:r>
-        <w:rPr>
-          <w:rFonts w:ascii="Times New Roman" w:hAnsi="Times New Roman" w:cs="Times New Roman" w:eastAsia="Times New Roman"/>
-          <w:b w:val="0"/>
-          <w:color w:val="000000"/>
-          <w:sz w:val="28"/>
-        </w:rPr>
-        <w:t>Рисунок 10 – Станция «Идея проекта» программы STARTUP HUB</w:t>
+        <w:t>Программа была построена как «конвейер бизнес-идей»: команды проходили станции «Идея проекта», «Команда стартапа», «MVP», «Бизнес-модель» и в конце представляли питч. Работа на станциях представлена на рисунках 11 и 12.</w:t>
       </w:r>
     </w:p>
     <w:p>
@@ -6708,7 +6722,7 @@
               <a:graphicData uri="http://schemas.openxmlformats.org/drawingml/2006/picture">
                 <pic:pic>
                   <pic:nvPicPr>
-                    <pic:cNvPr id="0" name="startup-hub-team.jpg"/>
+                    <pic:cNvPr id="0" name="startup-hub-idea.jpg"/>
                     <pic:cNvPicPr/>
                   </pic:nvPicPr>
                   <pic:blipFill>
@@ -6744,12 +6758,56 @@
           <w:color w:val="000000"/>
           <w:sz w:val="28"/>
         </w:rPr>
-        <w:t>Рисунок 11 – Станция «Команда стартапа» программы STARTUP HUB</w:t>
+        <w:t>Рисунок 11 – Станция «Идея проекта» программы STARTUP HUB</w:t>
       </w:r>
     </w:p>
     <w:p>
       <w:pPr>
-        <w:spacing w:before="0" w:after="0"/>
+        <w:keepNext/>
+        <w:spacing w:line="240" w:lineRule="auto" w:before="120" w:after="0"/>
+        <w:ind w:firstLine="0"/>
+        <w:jc w:val="center"/>
+      </w:pPr>
+      <w:r>
+        <w:drawing>
+          <wp:inline xmlns:a="http://schemas.openxmlformats.org/drawingml/2006/main" xmlns:pic="http://schemas.openxmlformats.org/drawingml/2006/picture">
+            <wp:extent cx="5040000" cy="2835000"/>
+            <wp:docPr id="12" name="Picture 12"/>
+            <wp:cNvGraphicFramePr>
+              <a:graphicFrameLocks noChangeAspect="1"/>
+            </wp:cNvGraphicFramePr>
+            <a:graphic>
+              <a:graphicData uri="http://schemas.openxmlformats.org/drawingml/2006/picture">
+                <pic:pic>
+                  <pic:nvPicPr>
+                    <pic:cNvPr id="0" name="startup-hub-team.jpg"/>
+                    <pic:cNvPicPr/>
+                  </pic:nvPicPr>
+                  <pic:blipFill>
+                    <a:blip r:embed="rId21"/>
+                    <a:stretch>
+                      <a:fillRect/>
+                    </a:stretch>
+                  </pic:blipFill>
+                  <pic:spPr>
+                    <a:xfrm>
+                      <a:off x="0" y="0"/>
+                      <a:ext cx="5040000" cy="2835000"/>
+                    </a:xfrm>
+                    <a:prstGeom prst="rect"/>
+                  </pic:spPr>
+                </pic:pic>
+              </a:graphicData>
+            </a:graphic>
+          </wp:inline>
+        </w:drawing>
+      </w:r>
+    </w:p>
+    <w:p>
+      <w:pPr>
+        <w:spacing w:before="0" w:after="120"/>
+        <w:ind w:firstLine="0"/>
+        <w:jc w:val="center"/>
       </w:pPr>
       <w:r>
         <w:rPr>
@@ -6758,7 +6816,21 @@
           <w:color w:val="000000"/>
           <w:sz w:val="28"/>
         </w:rPr>
-        <w:t>По итогам программы участники получили сертификаты (рисунок 12). Сертификат автора приведён в приложении Б.</w:t>
+        <w:t>Рисунок 12 – Станция «Команда стартапа» программы STARTUP HUB</w:t>
+      </w:r>
+    </w:p>
+    <w:p>
+      <w:pPr>
+        <w:spacing w:before="0" w:after="0"/>
+      </w:pPr>
+      <w:r>
+        <w:rPr>
+          <w:rFonts w:ascii="Times New Roman" w:hAnsi="Times New Roman" w:cs="Times New Roman" w:eastAsia="Times New Roman"/>
+          <w:b w:val="0"/>
+          <w:color w:val="000000"/>
+          <w:sz w:val="28"/>
+        </w:rPr>
+        <w:t>По итогам программы участники получили сертификаты (рисунок 13). Сертификат автора приведён в приложении Б.</w:t>
       </w:r>
     </w:p>
     <w:p>
@@ -6772,7 +6844,7 @@
         <w:drawing>
           <wp:inline xmlns:a="http://schemas.openxmlformats.org/drawingml/2006/main" xmlns:pic="http://schemas.openxmlformats.org/drawingml/2006/picture">
             <wp:extent cx="5760000" cy="2565000"/>
-            <wp:docPr id="12" name="Picture 12"/>
+            <wp:docPr id="13" name="Picture 13"/>
             <wp:cNvGraphicFramePr>
               <a:graphicFrameLocks noChangeAspect="1"/>
             </wp:cNvGraphicFramePr>
@@ -6784,7 +6856,7 @@
                     <pic:cNvPicPr/>
                   </pic:nvPicPr>
                   <pic:blipFill>
-                    <a:blip r:embed="rId21"/>
+                    <a:blip r:embed="rId22"/>
                     <a:stretch>
                       <a:fillRect/>
                     </a:stretch>
@@ -6816,7 +6888,7 @@
           <w:color w:val="000000"/>
           <w:sz w:val="28"/>
         </w:rPr>
-        <w:t>Рисунок 12 – Участники программы STARTUP HUB с сертификатами</w:t>
+        <w:t>Рисунок 13 – Участники программы STARTUP HUB с сертификатами</w:t>
       </w:r>
     </w:p>
     <w:p>
@@ -7707,7 +7779,7 @@
         <w:drawing>
           <wp:inline xmlns:a="http://schemas.openxmlformats.org/drawingml/2006/main" xmlns:pic="http://schemas.openxmlformats.org/drawingml/2006/picture">
             <wp:extent cx="5091429" cy="7200000"/>
-            <wp:docPr id="13" name="Picture 13"/>
+            <wp:docPr id="14" name="Picture 14"/>
             <wp:cNvGraphicFramePr>
               <a:graphicFrameLocks noChangeAspect="1"/>
             </wp:cNvGraphicFramePr>
@@ -7719,7 +7791,7 @@
                     <pic:cNvPicPr/>
                   </pic:nvPicPr>
                   <pic:blipFill>
-                    <a:blip r:embed="rId22"/>
+                    <a:blip r:embed="rId23"/>
                     <a:stretch>
                       <a:fillRect/>
                     </a:stretch>

--- a/reports/Отчёт.docx
+++ b/reports/Отчёт.docx
@@ -159,7 +159,7 @@
           <w:color w:val="000000"/>
           <w:sz w:val="28"/>
         </w:rPr>
-        <w:t>Группа: 251-335</w:t>
+        <w:t>Группа: 251-338</w:t>
       </w:r>
     </w:p>
     <w:p>
@@ -708,7 +708,7 @@
           <w:color w:val="000000"/>
           <w:sz w:val="28"/>
         </w:rPr>
-        <w:t>Настоящий отчёт составлен по итогам проектной (учебной) практики студента 1 курса факультета информационных технологий Московского Политехнического Университета Мирзоахмедова Сардорбега Содикжоновича, группа 251-335.</w:t>
+        <w:t>Настоящий отчёт составлен по итогам проектной (учебной) практики студента 1 курса факультета информационных технологий Московского Политехнического Университета Мирзоахмедова Сардорбега Содикжоновича, группа 251-338.</w:t>
       </w:r>
     </w:p>
     <w:p>
